--- a/docs/frd/functional-requirements/23-purchase-orders-delivery-and-ap/XVS_M23_Purchase_Orders_Delivery_and_AP_Functional_Requirements_Document_v1.1.docx
+++ b/docs/frd/functional-requirements/23-purchase-orders-delivery-and-ap/XVS_M23_Purchase_Orders_Delivery_and_AP_Functional_Requirements_Document_v1.1.docx
@@ -13,7 +13,38 @@
           <w:color w:val="355B9D"/>
           <w:sz w:val="72"/>
         </w:rPr>
-        <w:t>X</w:t>
+        <w:drawing>
+          <wp:inline xmlns:a="http://schemas.openxmlformats.org/drawingml/2006/main" xmlns:pic="http://schemas.openxmlformats.org/drawingml/2006/picture">
+            <wp:extent cx="603181" cy="502920"/>
+            <wp:docPr id="1" name="Picture 1"/>
+            <wp:cNvGraphicFramePr>
+              <a:graphicFrameLocks noChangeAspect="1"/>
+            </wp:cNvGraphicFramePr>
+            <a:graphic>
+              <a:graphicData uri="http://schemas.openxmlformats.org/drawingml/2006/picture">
+                <pic:pic>
+                  <pic:nvPicPr>
+                    <pic:cNvPr id="0" name="image.png"/>
+                    <pic:cNvPicPr/>
+                  </pic:nvPicPr>
+                  <pic:blipFill>
+                    <a:blip r:embed="rId13"/>
+                    <a:stretch>
+                      <a:fillRect/>
+                    </a:stretch>
+                  </pic:blipFill>
+                  <pic:spPr>
+                    <a:xfrm>
+                      <a:off x="0" y="0"/>
+                      <a:ext cx="603181" cy="502920"/>
+                    </a:xfrm>
+                    <a:prstGeom prst="rect"/>
+                  </pic:spPr>
+                </pic:pic>
+              </a:graphicData>
+            </a:graphic>
+          </wp:inline>
+        </w:drawing>
       </w:r>
     </w:p>
     <w:tbl>
